--- a/docs/DSY1104 Evaluación Parcial 1 - Anexo 4 ERS-Especificacion de Requisitos del software.docx
+++ b/docs/DSY1104 Evaluación Parcial 1 - Anexo 4 ERS-Especificacion de Requisitos del software.docx
@@ -1,6 +1,6 @@
 
 <file path=word/document.xml><?xml version="1.0" encoding="utf-8"?>
-<w:document xmlns:wpc="http://schemas.microsoft.com/office/word/2010/wordprocessingCanvas" xmlns:cx="http://schemas.microsoft.com/office/drawing/2014/chartex" xmlns:cx1="http://schemas.microsoft.com/office/drawing/2015/9/8/chartex" xmlns:cx2="http://schemas.microsoft.com/office/drawing/2015/10/21/chartex" xmlns:cx3="http://schemas.microsoft.com/office/drawing/2016/5/9/chartex" xmlns:cx4="http://schemas.microsoft.com/office/drawing/2016/5/10/chartex" xmlns:cx5="http://schemas.microsoft.com/office/drawing/2016/5/11/chartex" xmlns:cx6="http://schemas.microsoft.com/office/drawing/2016/5/12/chartex" xmlns:cx7="http://schemas.microsoft.com/office/drawing/2016/5/13/chartex" xmlns:cx8="http://schemas.microsoft.com/office/drawing/2016/5/14/chartex" xmlns:mc="http://schemas.openxmlformats.org/markup-compatibility/2006" xmlns:aink="http://schemas.microsoft.com/office/drawing/2016/ink" xmlns:am3d="http://schemas.microsoft.com/office/drawing/2017/model3d" xmlns:o="urn:schemas-microsoft-com:office:office" xmlns:oel="http://schemas.microsoft.com/office/2019/extlst" xmlns:r="http://schemas.openxmlformats.org/officeDocument/2006/relationships" xmlns:m="http://schemas.openxmlformats.org/officeDocument/2006/math" xmlns:v="urn:schemas-microsoft-com:vml" xmlns:wp14="http://schemas.microsoft.com/office/word/2010/wordprocessingDrawing" xmlns:wp="http://schemas.openxmlformats.org/drawingml/2006/wordprocessingDrawing" xmlns:w10="urn:schemas-microsoft-com:office:word" xmlns:w="http://schemas.openxmlformats.org/wordprocessingml/2006/main" xmlns:w14="http://schemas.microsoft.com/office/word/2010/wordml" xmlns:w15="http://schemas.microsoft.com/office/word/2012/wordml" xmlns:w16cex="http://schemas.microsoft.com/office/word/2018/wordml/cex" xmlns:w16cid="http://schemas.microsoft.com/office/word/2016/wordml/cid" xmlns:w16="http://schemas.microsoft.com/office/word/2018/wordml" xmlns:w16du="http://schemas.microsoft.com/office/word/2023/wordml/word16du" xmlns:w16sdtdh="http://schemas.microsoft.com/office/word/2020/wordml/sdtdatahash" xmlns:w16sdtfl="http://schemas.microsoft.com/office/word/2024/wordml/sdtformatlock" xmlns:w16se="http://schemas.microsoft.com/office/word/2015/wordml/symex" xmlns:wpg="http://schemas.microsoft.com/office/word/2010/wordprocessingGroup" xmlns:wpi="http://schemas.microsoft.com/office/word/2010/wordprocessingInk" xmlns:wne="http://schemas.microsoft.com/office/word/2006/wordml" xmlns:wps="http://schemas.microsoft.com/office/word/2010/wordprocessingShape" mc:Ignorable="w14 w15 w16se w16cid w16 w16cex w16sdtdh w16sdtfl w16du wp14">
+<w:document xmlns:wpc="http://schemas.microsoft.com/office/word/2010/wordprocessingCanvas" xmlns:cx="http://schemas.microsoft.com/office/drawing/2014/chartex" xmlns:cx1="http://schemas.microsoft.com/office/drawing/2015/9/8/chartex" xmlns:cx2="http://schemas.microsoft.com/office/drawing/2015/10/21/chartex" xmlns:cx3="http://schemas.microsoft.com/office/drawing/2016/5/9/chartex" xmlns:cx4="http://schemas.microsoft.com/office/drawing/2016/5/10/chartex" xmlns:cx5="http://schemas.microsoft.com/office/drawing/2016/5/11/chartex" xmlns:cx6="http://schemas.microsoft.com/office/drawing/2016/5/12/chartex" xmlns:cx7="http://schemas.microsoft.com/office/drawing/2016/5/13/chartex" xmlns:cx8="http://schemas.microsoft.com/office/drawing/2016/5/14/chartex" xmlns:mc="http://schemas.openxmlformats.org/markup-compatibility/2006" xmlns:aink="http://schemas.microsoft.com/office/drawing/2016/ink" xmlns:am3d="http://schemas.microsoft.com/office/drawing/2017/model3d" xmlns:o="urn:schemas-microsoft-com:office:office" xmlns:r="http://schemas.openxmlformats.org/officeDocument/2006/relationships" xmlns:m="http://schemas.openxmlformats.org/officeDocument/2006/math" xmlns:v="urn:schemas-microsoft-com:vml" xmlns:wp14="http://schemas.microsoft.com/office/word/2010/wordprocessingDrawing" xmlns:wp="http://schemas.openxmlformats.org/drawingml/2006/wordprocessingDrawing" xmlns:w10="urn:schemas-microsoft-com:office:word" xmlns:w="http://schemas.openxmlformats.org/wordprocessingml/2006/main" xmlns:w14="http://schemas.microsoft.com/office/word/2010/wordml" xmlns:w15="http://schemas.microsoft.com/office/word/2012/wordml" xmlns:w16cex="http://schemas.microsoft.com/office/word/2018/wordml/cex" xmlns:w16cid="http://schemas.microsoft.com/office/word/2016/wordml/cid" xmlns:w16="http://schemas.microsoft.com/office/word/2018/wordml" xmlns:w16sdtdh="http://schemas.microsoft.com/office/word/2020/wordml/sdtdatahash" xmlns:w16se="http://schemas.microsoft.com/office/word/2015/wordml/symex" xmlns:wpg="http://schemas.microsoft.com/office/word/2010/wordprocessingGroup" xmlns:wpi="http://schemas.microsoft.com/office/word/2010/wordprocessingInk" xmlns:wne="http://schemas.microsoft.com/office/word/2006/wordml" xmlns:wps="http://schemas.microsoft.com/office/word/2010/wordprocessingShape" mc:Ignorable="w14 w15 w16se w16cid w16 w16cex w16sdtdh wp14">
   <w:body>
     <w:sdt>
       <w:sdtPr>
@@ -53,6 +53,7 @@
                 <w:dataBinding w:prefixMappings="xmlns:ns0='http://schemas.openxmlformats.org/officeDocument/2006/extended-properties'" w:xpath="/ns0:Properties[1]/ns0:Company[1]" w:storeItemID="{6668398D-A668-4E3E-A5EB-62B293D839F1}"/>
                 <w:text/>
               </w:sdtPr>
+              <w:sdtEndPr/>
               <w:sdtContent>
                 <w:tc>
                   <w:tcPr>
@@ -100,6 +101,7 @@
                 <w:dataBinding w:prefixMappings="xmlns:ns0='http://schemas.openxmlformats.org/package/2006/metadata/core-properties' xmlns:ns1='http://purl.org/dc/elements/1.1/'" w:xpath="/ns0:coreProperties[1]/ns1:title[1]" w:storeItemID="{6C3C8BC8-F283-45AE-878A-BAB7291924A1}"/>
                 <w:text/>
               </w:sdtPr>
+              <w:sdtEndPr/>
               <w:sdtContent>
                 <w:tc>
                   <w:tcPr>
@@ -175,6 +177,7 @@
                 <w:dataBinding w:prefixMappings="xmlns:ns0='http://schemas.openxmlformats.org/package/2006/metadata/core-properties' xmlns:ns1='http://purl.org/dc/elements/1.1/'" w:xpath="/ns0:coreProperties[1]/ns1:subject[1]" w:storeItemID="{6C3C8BC8-F283-45AE-878A-BAB7291924A1}"/>
                 <w:text/>
               </w:sdtPr>
+              <w:sdtEndPr/>
               <w:sdtContent>
                 <w:tc>
                   <w:tcPr>
@@ -292,6 +295,7 @@
                   <w:calendar w:val="gregorian"/>
                 </w:date>
               </w:sdtPr>
+              <w:sdtEndPr/>
               <w:sdtContent>
                 <w:tc>
                   <w:tcPr>
@@ -359,6 +363,7 @@
                 <w:dataBinding w:prefixMappings="xmlns:ns0='http://schemas.microsoft.com/office/2006/coverPageProps'" w:xpath="/ns0:CoverPageProperties[1]/ns0:Abstract[1]" w:storeItemID="{55AF091B-3C7A-41E3-B477-F2FDAA23CFDA}"/>
                 <w:text/>
               </w:sdtPr>
+              <w:sdtEndPr/>
               <w:sdtContent>
                 <w:tc>
                   <w:tcPr>
@@ -3522,43 +3527,7 @@
                 <w:i/>
                 <w:szCs w:val="24"/>
               </w:rPr>
-              <w:fldChar w:fldCharType="begin"/>
-            </w:r>
-            <w:r>
-              <w:rPr>
-                <w:rFonts w:asciiTheme="minorHAnsi" w:hAnsiTheme="minorHAnsi" w:cstheme="minorHAnsi"/>
-                <w:i/>
-                <w:szCs w:val="24"/>
-                <w:lang w:eastAsia="es-ES"/>
-              </w:rPr>
-              <w:instrText>MACROBUTTON NoMacro [</w:instrText>
-            </w:r>
-            <w:r>
-              <w:rPr>
-                <w:rFonts w:asciiTheme="minorHAnsi" w:hAnsiTheme="minorHAnsi" w:cstheme="minorHAnsi"/>
-                <w:i/>
-                <w:color w:val="0000FF"/>
-                <w:szCs w:val="24"/>
-                <w:lang w:eastAsia="es-ES"/>
-              </w:rPr>
-              <w:instrText>Fecha</w:instrText>
-            </w:r>
-            <w:r>
-              <w:rPr>
-                <w:rFonts w:asciiTheme="minorHAnsi" w:hAnsiTheme="minorHAnsi" w:cstheme="minorHAnsi"/>
-                <w:i/>
-                <w:szCs w:val="24"/>
-                <w:lang w:eastAsia="es-ES"/>
-              </w:rPr>
-              <w:instrText>]</w:instrText>
-            </w:r>
-            <w:r>
-              <w:rPr>
-                <w:rFonts w:cstheme="minorHAnsi"/>
-                <w:i/>
-                <w:szCs w:val="24"/>
-              </w:rPr>
-              <w:fldChar w:fldCharType="end"/>
+              <w:t>22-10-2026</w:t>
             </w:r>
           </w:p>
         </w:tc>
@@ -3583,43 +3552,7 @@
                 <w:i/>
                 <w:szCs w:val="24"/>
               </w:rPr>
-              <w:fldChar w:fldCharType="begin"/>
-            </w:r>
-            <w:r>
-              <w:rPr>
-                <w:rFonts w:asciiTheme="minorHAnsi" w:hAnsiTheme="minorHAnsi" w:cstheme="minorHAnsi"/>
-                <w:i/>
-                <w:szCs w:val="24"/>
-                <w:lang w:eastAsia="es-ES"/>
-              </w:rPr>
-              <w:instrText>MACROBUTTON NoMacro [</w:instrText>
-            </w:r>
-            <w:r>
-              <w:rPr>
-                <w:rFonts w:asciiTheme="minorHAnsi" w:hAnsiTheme="minorHAnsi" w:cstheme="minorHAnsi"/>
-                <w:i/>
-                <w:color w:val="0000FF"/>
-                <w:szCs w:val="24"/>
-                <w:lang w:eastAsia="es-ES"/>
-              </w:rPr>
-              <w:instrText>Rev</w:instrText>
-            </w:r>
-            <w:r>
-              <w:rPr>
-                <w:rFonts w:asciiTheme="minorHAnsi" w:hAnsiTheme="minorHAnsi" w:cstheme="minorHAnsi"/>
-                <w:i/>
-                <w:szCs w:val="24"/>
-                <w:lang w:eastAsia="es-ES"/>
-              </w:rPr>
-              <w:instrText>]</w:instrText>
-            </w:r>
-            <w:r>
-              <w:rPr>
-                <w:rFonts w:cstheme="minorHAnsi"/>
-                <w:i/>
-                <w:szCs w:val="24"/>
-              </w:rPr>
-              <w:fldChar w:fldCharType="end"/>
+              <w:t>1.1</w:t>
             </w:r>
           </w:p>
         </w:tc>
@@ -3644,43 +3577,7 @@
                 <w:i/>
                 <w:szCs w:val="24"/>
               </w:rPr>
-              <w:fldChar w:fldCharType="begin"/>
-            </w:r>
-            <w:r>
-              <w:rPr>
-                <w:rFonts w:asciiTheme="minorHAnsi" w:hAnsiTheme="minorHAnsi" w:cstheme="minorHAnsi"/>
-                <w:i/>
-                <w:szCs w:val="24"/>
-                <w:lang w:eastAsia="es-ES"/>
-              </w:rPr>
-              <w:instrText>MACROBUTTON NoMacro [</w:instrText>
-            </w:r>
-            <w:r>
-              <w:rPr>
-                <w:rFonts w:asciiTheme="minorHAnsi" w:hAnsiTheme="minorHAnsi" w:cstheme="minorHAnsi"/>
-                <w:i/>
-                <w:color w:val="0000FF"/>
-                <w:szCs w:val="24"/>
-                <w:lang w:eastAsia="es-ES"/>
-              </w:rPr>
-              <w:instrText>Descripcion</w:instrText>
-            </w:r>
-            <w:r>
-              <w:rPr>
-                <w:rFonts w:asciiTheme="minorHAnsi" w:hAnsiTheme="minorHAnsi" w:cstheme="minorHAnsi"/>
-                <w:i/>
-                <w:szCs w:val="24"/>
-                <w:lang w:eastAsia="es-ES"/>
-              </w:rPr>
-              <w:instrText>]</w:instrText>
-            </w:r>
-            <w:r>
-              <w:rPr>
-                <w:rFonts w:cstheme="minorHAnsi"/>
-                <w:i/>
-                <w:szCs w:val="24"/>
-              </w:rPr>
-              <w:fldChar w:fldCharType="end"/>
+              <w:t>Siegfried Bauer</w:t>
             </w:r>
           </w:p>
         </w:tc>
@@ -3705,35 +3602,7 @@
                 <w:i/>
                 <w:szCs w:val="24"/>
               </w:rPr>
-              <w:fldChar w:fldCharType="begin"/>
-            </w:r>
-            <w:r>
-              <w:rPr>
-                <w:rFonts w:asciiTheme="minorHAnsi" w:hAnsiTheme="minorHAnsi" w:cstheme="minorHAnsi"/>
-                <w:i/>
-                <w:szCs w:val="24"/>
-                <w:lang w:eastAsia="es-ES"/>
-              </w:rPr>
-              <w:instrText>MACROBUTTON NoMacro [</w:instrText>
-            </w:r>
-            <w:r>
-              <w:rPr>
-                <w:rFonts w:asciiTheme="minorHAnsi" w:hAnsiTheme="minorHAnsi" w:cstheme="minorHAnsi"/>
-                <w:i/>
-                <w:color w:val="0000FF"/>
-                <w:szCs w:val="24"/>
-                <w:lang w:eastAsia="es-ES"/>
-              </w:rPr>
-              <w:instrText>Descripcion</w:instrText>
-            </w:r>
-            <w:r>
-              <w:rPr>
-                <w:rFonts w:asciiTheme="minorHAnsi" w:hAnsiTheme="minorHAnsi" w:cstheme="minorHAnsi"/>
-                <w:i/>
-                <w:szCs w:val="24"/>
-                <w:lang w:eastAsia="es-ES"/>
-              </w:rPr>
-              <w:instrText>]</w:instrText>
+              <w:t xml:space="preserve">Se añaden nuevas definiciones de conceptos y se especifican </w:t>
             </w:r>
             <w:r>
               <w:rPr>
@@ -3741,7 +3610,15 @@
                 <w:i/>
                 <w:szCs w:val="24"/>
               </w:rPr>
-              <w:fldChar w:fldCharType="end"/>
+              <w:t>interfaces</w:t>
+            </w:r>
+            <w:r>
+              <w:rPr>
+                <w:rFonts w:cstheme="minorHAnsi"/>
+                <w:i/>
+                <w:szCs w:val="24"/>
+              </w:rPr>
+              <w:t xml:space="preserve"> de software que utilizara el producto</w:t>
             </w:r>
           </w:p>
         </w:tc>
@@ -4619,7 +4496,19 @@
         <w:rPr>
           <w:rFonts w:cstheme="minorHAnsi"/>
         </w:rPr>
-        <w:t>a conocer las especificaciones y requisitos del proyecto de pagina web para la tienda de venta de artículos musicales “Sonido Vivo”</w:t>
+        <w:t xml:space="preserve">a conocer las especificaciones y requisitos del proyecto de </w:t>
+      </w:r>
+      <w:r>
+        <w:rPr>
+          <w:rFonts w:cstheme="minorHAnsi"/>
+        </w:rPr>
+        <w:t>página</w:t>
+      </w:r>
+      <w:r>
+        <w:rPr>
+          <w:rFonts w:cstheme="minorHAnsi"/>
+        </w:rPr>
+        <w:t xml:space="preserve"> web para la tienda de venta de artículos musicales “Sonido Vivo”</w:t>
       </w:r>
     </w:p>
     <w:p>
@@ -4657,7 +4546,19 @@
         <w:rPr>
           <w:rFonts w:cstheme="minorHAnsi"/>
         </w:rPr>
-        <w:t>Este sistema tiene como objetivo automatizar el proceso de ventas de productos y gestión de stock para la empresa, disminuyendo el tiempo de compra substancialmente además de la potencial perdida de clientes por la larga espera que conllevaba el método anterior.</w:t>
+        <w:t xml:space="preserve">Este sistema tiene como objetivo automatizar el proceso de ventas de productos y gestión de stock para la empresa, disminuyendo el tiempo de compra substancialmente además de la potencial </w:t>
+      </w:r>
+      <w:r>
+        <w:rPr>
+          <w:rFonts w:cstheme="minorHAnsi"/>
+        </w:rPr>
+        <w:t>pérdida</w:t>
+      </w:r>
+      <w:r>
+        <w:rPr>
+          <w:rFonts w:cstheme="minorHAnsi"/>
+        </w:rPr>
+        <w:t xml:space="preserve"> de clientes por la larga espera que conllevaba el método anterior.</w:t>
       </w:r>
     </w:p>
     <w:p>
@@ -4734,6 +4635,102 @@
     </w:p>
     <w:p>
       <w:pPr>
+        <w:jc w:val="both"/>
+        <w:rPr>
+          <w:rFonts w:cstheme="minorHAnsi"/>
+        </w:rPr>
+      </w:pPr>
+      <w:r>
+        <w:rPr>
+          <w:rFonts w:cstheme="minorHAnsi"/>
+        </w:rPr>
+        <w:t xml:space="preserve">Framework: </w:t>
+      </w:r>
+      <w:r>
+        <w:rPr>
+          <w:rFonts w:cstheme="minorHAnsi"/>
+          <w:u w:val="single"/>
+        </w:rPr>
+        <w:t>C</w:t>
+      </w:r>
+      <w:r>
+        <w:rPr>
+          <w:rFonts w:cstheme="minorHAnsi"/>
+          <w:u w:val="single"/>
+        </w:rPr>
+        <w:t>onjunto</w:t>
+      </w:r>
+      <w:r>
+        <w:rPr>
+          <w:rFonts w:cstheme="minorHAnsi"/>
+        </w:rPr>
+        <w:t xml:space="preserve"> de herramientas y bibliotecas para facilitar el desarrollo de software</w:t>
+      </w:r>
+    </w:p>
+    <w:p>
+      <w:pPr>
+        <w:jc w:val="both"/>
+        <w:rPr>
+          <w:rFonts w:cstheme="minorHAnsi"/>
+        </w:rPr>
+      </w:pPr>
+      <w:r>
+        <w:rPr>
+          <w:rFonts w:cstheme="minorHAnsi"/>
+        </w:rPr>
+        <w:t xml:space="preserve">JavaScript: </w:t>
+      </w:r>
+      <w:r>
+        <w:rPr>
+          <w:rFonts w:cstheme="minorHAnsi"/>
+        </w:rPr>
+        <w:t>L</w:t>
+      </w:r>
+      <w:r>
+        <w:rPr>
+          <w:rFonts w:cstheme="minorHAnsi"/>
+        </w:rPr>
+        <w:t>enguaje de programación enfocado al desarrollo web</w:t>
+      </w:r>
+    </w:p>
+    <w:p>
+      <w:pPr>
+        <w:ind w:left="708" w:hanging="708"/>
+        <w:jc w:val="both"/>
+        <w:rPr>
+          <w:rFonts w:cstheme="minorHAnsi"/>
+        </w:rPr>
+      </w:pPr>
+      <w:r>
+        <w:rPr>
+          <w:rFonts w:cstheme="minorHAnsi"/>
+        </w:rPr>
+        <w:t xml:space="preserve">Frontend: </w:t>
+      </w:r>
+      <w:r>
+        <w:rPr>
+          <w:rFonts w:cstheme="minorHAnsi"/>
+        </w:rPr>
+        <w:t>Sección de sitio web con que el usuario interactúa</w:t>
+      </w:r>
+    </w:p>
+    <w:p>
+      <w:pPr>
+        <w:ind w:left="708" w:hanging="708"/>
+        <w:jc w:val="both"/>
+        <w:rPr>
+          <w:rFonts w:cstheme="minorHAnsi"/>
+        </w:rPr>
+      </w:pPr>
+      <w:r>
+        <w:rPr>
+          <w:rFonts w:cstheme="minorHAnsi"/>
+        </w:rPr>
+        <w:t>CSS: Cascading Style Sheet, lenguaje de diseño gráfico utilizado para proveer apariencia visual a sitios web</w:t>
+      </w:r>
+    </w:p>
+    <w:p>
+      <w:pPr>
         <w:pStyle w:val="Ttulo2"/>
         <w:jc w:val="both"/>
         <w:rPr>
@@ -4805,6 +4802,7 @@
         <w:rPr>
           <w:rFonts w:asciiTheme="minorHAnsi" w:hAnsiTheme="minorHAnsi" w:cstheme="minorHAnsi"/>
         </w:rPr>
+        <w:lastRenderedPageBreak/>
         <w:t>1.5.</w:t>
       </w:r>
       <w:r>
@@ -5958,7 +5956,19 @@
         <w:rPr>
           <w:rFonts w:cstheme="minorHAnsi"/>
         </w:rPr>
-        <w:t>: La ERS es modificable si y sólo si se encuentra estructurada de forma que los cambios a los requisitos pueden realizarse de forma fácil, completa y consistente. La utilización de herramientas automáticas de gestión de requisitos facilitan enormemente esta tarea.</w:t>
+        <w:t xml:space="preserve">: La ERS es modificable si y sólo si se encuentra estructurada de forma que los cambios a los requisitos pueden realizarse de forma fácil, completa y consistente. </w:t>
+      </w:r>
+      <w:r>
+        <w:rPr>
+          <w:rFonts w:cstheme="minorHAnsi"/>
+        </w:rPr>
+        <w:t>La utilización de herramientas automáticas de gestión de requisitos facilita enormemente</w:t>
+      </w:r>
+      <w:r>
+        <w:rPr>
+          <w:rFonts w:cstheme="minorHAnsi"/>
+        </w:rPr>
+        <w:t xml:space="preserve"> esta tarea.</w:t>
       </w:r>
     </w:p>
     <w:p>
@@ -6080,7 +6090,19 @@
         <w:rPr>
           <w:rFonts w:cstheme="minorHAnsi"/>
         </w:rPr>
-        <w:t xml:space="preserve"> requisitos del interfaz de usuario para el producto. Esto puede estar en la forma de descripciones del texto o pantallas del interfaz. Por ejemplo posiblemente el cliente ha especificado el estilo y los colores del producto. Describa exacto cómo el producto aparecerá a su usuario previsto.</w:t>
+        <w:t xml:space="preserve"> requisitos del interfaz de usuario para el producto. Esto puede estar en la forma de descripciones del texto o pantallas del interfaz. Por </w:t>
+      </w:r>
+      <w:r>
+        <w:rPr>
+          <w:rFonts w:cstheme="minorHAnsi"/>
+        </w:rPr>
+        <w:t>ejemplo,</w:t>
+      </w:r>
+      <w:r>
+        <w:rPr>
+          <w:rFonts w:cstheme="minorHAnsi"/>
+        </w:rPr>
+        <w:t xml:space="preserve"> posiblemente el cliente ha especificado el estilo y los colores del producto. Describa exacto cómo el producto aparecerá a su usuario previsto.</w:t>
       </w:r>
     </w:p>
     <w:p>
@@ -6153,7 +6175,19 @@
         <w:rPr>
           <w:rFonts w:cstheme="minorHAnsi"/>
         </w:rPr>
-        <w:t>debe poder ser utilizado en dispositivos móviles de manera fluida, ya sean smartphones o tablets.</w:t>
+        <w:t>debe poder ser utilizado en dispositivos móviles de manera fluida, ya sean smartphones o tablets</w:t>
+      </w:r>
+      <w:r>
+        <w:rPr>
+          <w:rFonts w:cstheme="minorHAnsi"/>
+        </w:rPr>
+        <w:t xml:space="preserve"> además de ser utilizado en computadores tradicionales</w:t>
+      </w:r>
+      <w:r>
+        <w:rPr>
+          <w:rFonts w:cstheme="minorHAnsi"/>
+        </w:rPr>
+        <w:t>.</w:t>
       </w:r>
     </w:p>
     <w:p>
@@ -6182,92 +6216,66 @@
     </w:p>
     <w:p>
       <w:pPr>
-        <w:jc w:val="both"/>
-        <w:rPr>
-          <w:rFonts w:cstheme="minorHAnsi"/>
-        </w:rPr>
-      </w:pPr>
-      <w:r>
-        <w:rPr>
-          <w:rFonts w:cstheme="minorHAnsi"/>
-        </w:rPr>
-        <w:t>Indicar si hay que integrar el producto con otros productos de software.</w:t>
-      </w:r>
-    </w:p>
-    <w:p>
-      <w:pPr>
-        <w:pStyle w:val="Prrafodelista"/>
-        <w:numPr>
-          <w:ilvl w:val="0"/>
-          <w:numId w:val="7"/>
-        </w:numPr>
-        <w:jc w:val="both"/>
-        <w:rPr>
-          <w:rFonts w:cstheme="minorHAnsi"/>
-        </w:rPr>
-      </w:pPr>
-      <w:r>
-        <w:rPr>
-          <w:rFonts w:cstheme="minorHAnsi"/>
-        </w:rPr>
-        <w:t>Para cada producto de software debe especificarse lo siguiente:</w:t>
-      </w:r>
-    </w:p>
-    <w:p>
-      <w:pPr>
-        <w:pStyle w:val="Prrafodelista"/>
-        <w:numPr>
-          <w:ilvl w:val="0"/>
-          <w:numId w:val="7"/>
-        </w:numPr>
-        <w:jc w:val="both"/>
-        <w:rPr>
-          <w:rFonts w:cstheme="minorHAnsi"/>
-        </w:rPr>
-      </w:pPr>
-      <w:r>
-        <w:rPr>
-          <w:rFonts w:cstheme="minorHAnsi"/>
-        </w:rPr>
-        <w:t>Descripción del producto software utilizado</w:t>
-      </w:r>
-    </w:p>
-    <w:p>
-      <w:pPr>
-        <w:pStyle w:val="Prrafodelista"/>
-        <w:numPr>
-          <w:ilvl w:val="0"/>
-          <w:numId w:val="7"/>
-        </w:numPr>
-        <w:jc w:val="both"/>
-        <w:rPr>
-          <w:rFonts w:cstheme="minorHAnsi"/>
-        </w:rPr>
-      </w:pPr>
-      <w:r>
-        <w:rPr>
-          <w:rFonts w:cstheme="minorHAnsi"/>
-        </w:rPr>
-        <w:t>Propósito del interfaz</w:t>
-      </w:r>
-    </w:p>
-    <w:p>
-      <w:pPr>
-        <w:pStyle w:val="Prrafodelista"/>
-        <w:numPr>
-          <w:ilvl w:val="0"/>
-          <w:numId w:val="7"/>
-        </w:numPr>
-        <w:jc w:val="both"/>
-        <w:rPr>
-          <w:rFonts w:cstheme="minorHAnsi"/>
-        </w:rPr>
-      </w:pPr>
-      <w:r>
-        <w:rPr>
-          <w:rFonts w:cstheme="minorHAnsi"/>
-        </w:rPr>
-        <w:t>Definición del interfaz: contiendo y formato</w:t>
+        <w:ind w:left="360"/>
+        <w:jc w:val="both"/>
+        <w:rPr>
+          <w:rFonts w:cstheme="minorHAnsi"/>
+        </w:rPr>
+      </w:pPr>
+      <w:r>
+        <w:rPr>
+          <w:rFonts w:cstheme="minorHAnsi"/>
+          <w:b/>
+          <w:bCs/>
+        </w:rPr>
+        <w:t>React</w:t>
+      </w:r>
+      <w:r>
+        <w:rPr>
+          <w:rFonts w:cstheme="minorHAnsi"/>
+        </w:rPr>
+        <w:t xml:space="preserve">: Biblioteca de desarrollo JavaScript enfocada al desarrollo </w:t>
+      </w:r>
+      <w:r>
+        <w:rPr>
+          <w:rFonts w:cstheme="minorHAnsi"/>
+        </w:rPr>
+        <w:t>de interfaz de usuario para sitios web</w:t>
+      </w:r>
+      <w:r>
+        <w:rPr>
+          <w:rFonts w:cstheme="minorHAnsi"/>
+        </w:rPr>
+        <w:t>, es utilizado como base para desarrollar el sitio web.</w:t>
+      </w:r>
+    </w:p>
+    <w:p>
+      <w:pPr>
+        <w:ind w:left="360"/>
+        <w:jc w:val="both"/>
+        <w:rPr>
+          <w:rFonts w:cstheme="minorHAnsi"/>
+        </w:rPr>
+      </w:pPr>
+      <w:r>
+        <w:rPr>
+          <w:rFonts w:cstheme="minorHAnsi"/>
+          <w:b/>
+          <w:bCs/>
+        </w:rPr>
+        <w:t>Bootstrap</w:t>
+      </w:r>
+      <w:r>
+        <w:rPr>
+          <w:rFonts w:cstheme="minorHAnsi"/>
+        </w:rPr>
+        <w:t xml:space="preserve">: Framework de desarrollo CSS para el desarrollo de aplicaciones frontend </w:t>
+      </w:r>
+      <w:r>
+        <w:rPr>
+          <w:rFonts w:cstheme="minorHAnsi"/>
+        </w:rPr>
+        <w:t>responsivas, se utiliza para dar estilo y provee elementos a las paginas que forman este sitio web</w:t>
       </w:r>
     </w:p>
     <w:p>
@@ -6877,7 +6885,19 @@
         <w:rPr>
           <w:rFonts w:cstheme="minorHAnsi"/>
         </w:rPr>
-        <w:t>El sistema debe contar con un carrito de compras para asi poder revisar los productos antes de pagar</w:t>
+        <w:t xml:space="preserve">El sistema debe contar con un carrito de compras para </w:t>
+      </w:r>
+      <w:r>
+        <w:rPr>
+          <w:rFonts w:cstheme="minorHAnsi"/>
+        </w:rPr>
+        <w:t>así</w:t>
+      </w:r>
+      <w:r>
+        <w:rPr>
+          <w:rFonts w:cstheme="minorHAnsi"/>
+        </w:rPr>
+        <w:t xml:space="preserve"> poder revisar los productos antes de pagar</w:t>
       </w:r>
     </w:p>
     <w:p>
@@ -7269,7 +7289,19 @@
         <w:rPr>
           <w:rFonts w:cstheme="minorHAnsi"/>
         </w:rPr>
-        <w:t>Especificación de quien debe realizar las tareas de mantenimiento, por ejemplo usuarios, o un desarrollador.</w:t>
+        <w:t xml:space="preserve">Especificación de quien debe realizar las tareas de mantenimiento, por </w:t>
+      </w:r>
+      <w:r>
+        <w:rPr>
+          <w:rFonts w:cstheme="minorHAnsi"/>
+        </w:rPr>
+        <w:t>ejemplo,</w:t>
+      </w:r>
+      <w:r>
+        <w:rPr>
+          <w:rFonts w:cstheme="minorHAnsi"/>
+        </w:rPr>
+        <w:t xml:space="preserve"> usuarios, o un desarrollador.</w:t>
       </w:r>
     </w:p>
     <w:p>
@@ -7488,7 +7520,7 @@
 </file>
 
 <file path=word/endnotes.xml><?xml version="1.0" encoding="utf-8"?>
-<w:endnotes xmlns:wpc="http://schemas.microsoft.com/office/word/2010/wordprocessingCanvas" xmlns:cx="http://schemas.microsoft.com/office/drawing/2014/chartex" xmlns:cx1="http://schemas.microsoft.com/office/drawing/2015/9/8/chartex" xmlns:cx2="http://schemas.microsoft.com/office/drawing/2015/10/21/chartex" xmlns:cx3="http://schemas.microsoft.com/office/drawing/2016/5/9/chartex" xmlns:cx4="http://schemas.microsoft.com/office/drawing/2016/5/10/chartex" xmlns:cx5="http://schemas.microsoft.com/office/drawing/2016/5/11/chartex" xmlns:cx6="http://schemas.microsoft.com/office/drawing/2016/5/12/chartex" xmlns:cx7="http://schemas.microsoft.com/office/drawing/2016/5/13/chartex" xmlns:cx8="http://schemas.microsoft.com/office/drawing/2016/5/14/chartex" xmlns:mc="http://schemas.openxmlformats.org/markup-compatibility/2006" xmlns:aink="http://schemas.microsoft.com/office/drawing/2016/ink" xmlns:am3d="http://schemas.microsoft.com/office/drawing/2017/model3d" xmlns:o="urn:schemas-microsoft-com:office:office" xmlns:oel="http://schemas.microsoft.com/office/2019/extlst" xmlns:r="http://schemas.openxmlformats.org/officeDocument/2006/relationships" xmlns:m="http://schemas.openxmlformats.org/officeDocument/2006/math" xmlns:v="urn:schemas-microsoft-com:vml" xmlns:wp14="http://schemas.microsoft.com/office/word/2010/wordprocessingDrawing" xmlns:wp="http://schemas.openxmlformats.org/drawingml/2006/wordprocessingDrawing" xmlns:w10="urn:schemas-microsoft-com:office:word" xmlns:w="http://schemas.openxmlformats.org/wordprocessingml/2006/main" xmlns:w14="http://schemas.microsoft.com/office/word/2010/wordml" xmlns:w15="http://schemas.microsoft.com/office/word/2012/wordml" xmlns:w16cex="http://schemas.microsoft.com/office/word/2018/wordml/cex" xmlns:w16cid="http://schemas.microsoft.com/office/word/2016/wordml/cid" xmlns:w16="http://schemas.microsoft.com/office/word/2018/wordml" xmlns:w16du="http://schemas.microsoft.com/office/word/2023/wordml/word16du" xmlns:w16sdtdh="http://schemas.microsoft.com/office/word/2020/wordml/sdtdatahash" xmlns:w16sdtfl="http://schemas.microsoft.com/office/word/2024/wordml/sdtformatlock" xmlns:w16se="http://schemas.microsoft.com/office/word/2015/wordml/symex" xmlns:wpg="http://schemas.microsoft.com/office/word/2010/wordprocessingGroup" xmlns:wpi="http://schemas.microsoft.com/office/word/2010/wordprocessingInk" xmlns:wne="http://schemas.microsoft.com/office/word/2006/wordml" xmlns:wps="http://schemas.microsoft.com/office/word/2010/wordprocessingShape" mc:Ignorable="w14 w15 w16se w16cid w16 w16cex w16sdtdh w16sdtfl w16du wp14">
+<w:endnotes xmlns:wpc="http://schemas.microsoft.com/office/word/2010/wordprocessingCanvas" xmlns:cx="http://schemas.microsoft.com/office/drawing/2014/chartex" xmlns:cx1="http://schemas.microsoft.com/office/drawing/2015/9/8/chartex" xmlns:cx2="http://schemas.microsoft.com/office/drawing/2015/10/21/chartex" xmlns:cx3="http://schemas.microsoft.com/office/drawing/2016/5/9/chartex" xmlns:cx4="http://schemas.microsoft.com/office/drawing/2016/5/10/chartex" xmlns:cx5="http://schemas.microsoft.com/office/drawing/2016/5/11/chartex" xmlns:cx6="http://schemas.microsoft.com/office/drawing/2016/5/12/chartex" xmlns:cx7="http://schemas.microsoft.com/office/drawing/2016/5/13/chartex" xmlns:cx8="http://schemas.microsoft.com/office/drawing/2016/5/14/chartex" xmlns:mc="http://schemas.openxmlformats.org/markup-compatibility/2006" xmlns:aink="http://schemas.microsoft.com/office/drawing/2016/ink" xmlns:am3d="http://schemas.microsoft.com/office/drawing/2017/model3d" xmlns:o="urn:schemas-microsoft-com:office:office" xmlns:r="http://schemas.openxmlformats.org/officeDocument/2006/relationships" xmlns:m="http://schemas.openxmlformats.org/officeDocument/2006/math" xmlns:v="urn:schemas-microsoft-com:vml" xmlns:wp14="http://schemas.microsoft.com/office/word/2010/wordprocessingDrawing" xmlns:wp="http://schemas.openxmlformats.org/drawingml/2006/wordprocessingDrawing" xmlns:w10="urn:schemas-microsoft-com:office:word" xmlns:w="http://schemas.openxmlformats.org/wordprocessingml/2006/main" xmlns:w14="http://schemas.microsoft.com/office/word/2010/wordml" xmlns:w15="http://schemas.microsoft.com/office/word/2012/wordml" xmlns:w16cex="http://schemas.microsoft.com/office/word/2018/wordml/cex" xmlns:w16cid="http://schemas.microsoft.com/office/word/2016/wordml/cid" xmlns:w16="http://schemas.microsoft.com/office/word/2018/wordml" xmlns:w16sdtdh="http://schemas.microsoft.com/office/word/2020/wordml/sdtdatahash" xmlns:w16se="http://schemas.microsoft.com/office/word/2015/wordml/symex" xmlns:wpg="http://schemas.microsoft.com/office/word/2010/wordprocessingGroup" xmlns:wpi="http://schemas.microsoft.com/office/word/2010/wordprocessingInk" xmlns:wne="http://schemas.microsoft.com/office/word/2006/wordml" xmlns:wps="http://schemas.microsoft.com/office/word/2010/wordprocessingShape" mc:Ignorable="w14 w15 w16se w16cid w16 w16cex w16sdtdh wp14">
   <w:endnote w:type="separator" w:id="-1">
     <w:p>
       <w:pPr>
@@ -7513,7 +7545,7 @@
 </file>
 
 <file path=word/footer1.xml><?xml version="1.0" encoding="utf-8"?>
-<w:ftr xmlns:wpc="http://schemas.microsoft.com/office/word/2010/wordprocessingCanvas" xmlns:cx="http://schemas.microsoft.com/office/drawing/2014/chartex" xmlns:cx1="http://schemas.microsoft.com/office/drawing/2015/9/8/chartex" xmlns:cx2="http://schemas.microsoft.com/office/drawing/2015/10/21/chartex" xmlns:cx3="http://schemas.microsoft.com/office/drawing/2016/5/9/chartex" xmlns:cx4="http://schemas.microsoft.com/office/drawing/2016/5/10/chartex" xmlns:cx5="http://schemas.microsoft.com/office/drawing/2016/5/11/chartex" xmlns:cx6="http://schemas.microsoft.com/office/drawing/2016/5/12/chartex" xmlns:cx7="http://schemas.microsoft.com/office/drawing/2016/5/13/chartex" xmlns:cx8="http://schemas.microsoft.com/office/drawing/2016/5/14/chartex" xmlns:mc="http://schemas.openxmlformats.org/markup-compatibility/2006" xmlns:aink="http://schemas.microsoft.com/office/drawing/2016/ink" xmlns:am3d="http://schemas.microsoft.com/office/drawing/2017/model3d" xmlns:o="urn:schemas-microsoft-com:office:office" xmlns:oel="http://schemas.microsoft.com/office/2019/extlst" xmlns:r="http://schemas.openxmlformats.org/officeDocument/2006/relationships" xmlns:m="http://schemas.openxmlformats.org/officeDocument/2006/math" xmlns:v="urn:schemas-microsoft-com:vml" xmlns:wp14="http://schemas.microsoft.com/office/word/2010/wordprocessingDrawing" xmlns:wp="http://schemas.openxmlformats.org/drawingml/2006/wordprocessingDrawing" xmlns:w10="urn:schemas-microsoft-com:office:word" xmlns:w="http://schemas.openxmlformats.org/wordprocessingml/2006/main" xmlns:w14="http://schemas.microsoft.com/office/word/2010/wordml" xmlns:w15="http://schemas.microsoft.com/office/word/2012/wordml" xmlns:w16cex="http://schemas.microsoft.com/office/word/2018/wordml/cex" xmlns:w16cid="http://schemas.microsoft.com/office/word/2016/wordml/cid" xmlns:w16="http://schemas.microsoft.com/office/word/2018/wordml" xmlns:w16du="http://schemas.microsoft.com/office/word/2023/wordml/word16du" xmlns:w16sdtdh="http://schemas.microsoft.com/office/word/2020/wordml/sdtdatahash" xmlns:w16sdtfl="http://schemas.microsoft.com/office/word/2024/wordml/sdtformatlock" xmlns:w16se="http://schemas.microsoft.com/office/word/2015/wordml/symex" xmlns:wpg="http://schemas.microsoft.com/office/word/2010/wordprocessingGroup" xmlns:wpi="http://schemas.microsoft.com/office/word/2010/wordprocessingInk" xmlns:wne="http://schemas.microsoft.com/office/word/2006/wordml" xmlns:wps="http://schemas.microsoft.com/office/word/2010/wordprocessingShape" mc:Ignorable="w14 w15 w16se w16cid w16 w16cex w16sdtdh w16sdtfl w16du wp14">
+<w:ftr xmlns:wpc="http://schemas.microsoft.com/office/word/2010/wordprocessingCanvas" xmlns:cx="http://schemas.microsoft.com/office/drawing/2014/chartex" xmlns:cx1="http://schemas.microsoft.com/office/drawing/2015/9/8/chartex" xmlns:cx2="http://schemas.microsoft.com/office/drawing/2015/10/21/chartex" xmlns:cx3="http://schemas.microsoft.com/office/drawing/2016/5/9/chartex" xmlns:cx4="http://schemas.microsoft.com/office/drawing/2016/5/10/chartex" xmlns:cx5="http://schemas.microsoft.com/office/drawing/2016/5/11/chartex" xmlns:cx6="http://schemas.microsoft.com/office/drawing/2016/5/12/chartex" xmlns:cx7="http://schemas.microsoft.com/office/drawing/2016/5/13/chartex" xmlns:cx8="http://schemas.microsoft.com/office/drawing/2016/5/14/chartex" xmlns:mc="http://schemas.openxmlformats.org/markup-compatibility/2006" xmlns:aink="http://schemas.microsoft.com/office/drawing/2016/ink" xmlns:am3d="http://schemas.microsoft.com/office/drawing/2017/model3d" xmlns:o="urn:schemas-microsoft-com:office:office" xmlns:r="http://schemas.openxmlformats.org/officeDocument/2006/relationships" xmlns:m="http://schemas.openxmlformats.org/officeDocument/2006/math" xmlns:v="urn:schemas-microsoft-com:vml" xmlns:wp14="http://schemas.microsoft.com/office/word/2010/wordprocessingDrawing" xmlns:wp="http://schemas.openxmlformats.org/drawingml/2006/wordprocessingDrawing" xmlns:w10="urn:schemas-microsoft-com:office:word" xmlns:w="http://schemas.openxmlformats.org/wordprocessingml/2006/main" xmlns:w14="http://schemas.microsoft.com/office/word/2010/wordml" xmlns:w15="http://schemas.microsoft.com/office/word/2012/wordml" xmlns:w16cex="http://schemas.microsoft.com/office/word/2018/wordml/cex" xmlns:w16cid="http://schemas.microsoft.com/office/word/2016/wordml/cid" xmlns:w16="http://schemas.microsoft.com/office/word/2018/wordml" xmlns:w16sdtdh="http://schemas.microsoft.com/office/word/2020/wordml/sdtdatahash" xmlns:w16se="http://schemas.microsoft.com/office/word/2015/wordml/symex" xmlns:wpg="http://schemas.microsoft.com/office/word/2010/wordprocessingGroup" xmlns:wpi="http://schemas.microsoft.com/office/word/2010/wordprocessingInk" xmlns:wne="http://schemas.microsoft.com/office/word/2006/wordml" xmlns:wps="http://schemas.microsoft.com/office/word/2010/wordprocessingShape" mc:Ignorable="w14 w15 w16se w16cid w16 w16cex w16sdtdh wp14">
   <w:sdt>
     <w:sdtPr>
       <w:id w:val="14532529"/>
@@ -7522,6 +7554,7 @@
         <w:docPartUnique/>
       </w:docPartObj>
     </w:sdtPr>
+    <w:sdtEndPr/>
     <w:sdtContent>
       <w:p>
         <w:pPr>
@@ -7561,7 +7594,7 @@
 </file>
 
 <file path=word/footnotes.xml><?xml version="1.0" encoding="utf-8"?>
-<w:footnotes xmlns:wpc="http://schemas.microsoft.com/office/word/2010/wordprocessingCanvas" xmlns:cx="http://schemas.microsoft.com/office/drawing/2014/chartex" xmlns:cx1="http://schemas.microsoft.com/office/drawing/2015/9/8/chartex" xmlns:cx2="http://schemas.microsoft.com/office/drawing/2015/10/21/chartex" xmlns:cx3="http://schemas.microsoft.com/office/drawing/2016/5/9/chartex" xmlns:cx4="http://schemas.microsoft.com/office/drawing/2016/5/10/chartex" xmlns:cx5="http://schemas.microsoft.com/office/drawing/2016/5/11/chartex" xmlns:cx6="http://schemas.microsoft.com/office/drawing/2016/5/12/chartex" xmlns:cx7="http://schemas.microsoft.com/office/drawing/2016/5/13/chartex" xmlns:cx8="http://schemas.microsoft.com/office/drawing/2016/5/14/chartex" xmlns:mc="http://schemas.openxmlformats.org/markup-compatibility/2006" xmlns:aink="http://schemas.microsoft.com/office/drawing/2016/ink" xmlns:am3d="http://schemas.microsoft.com/office/drawing/2017/model3d" xmlns:o="urn:schemas-microsoft-com:office:office" xmlns:oel="http://schemas.microsoft.com/office/2019/extlst" xmlns:r="http://schemas.openxmlformats.org/officeDocument/2006/relationships" xmlns:m="http://schemas.openxmlformats.org/officeDocument/2006/math" xmlns:v="urn:schemas-microsoft-com:vml" xmlns:wp14="http://schemas.microsoft.com/office/word/2010/wordprocessingDrawing" xmlns:wp="http://schemas.openxmlformats.org/drawingml/2006/wordprocessingDrawing" xmlns:w10="urn:schemas-microsoft-com:office:word" xmlns:w="http://schemas.openxmlformats.org/wordprocessingml/2006/main" xmlns:w14="http://schemas.microsoft.com/office/word/2010/wordml" xmlns:w15="http://schemas.microsoft.com/office/word/2012/wordml" xmlns:w16cex="http://schemas.microsoft.com/office/word/2018/wordml/cex" xmlns:w16cid="http://schemas.microsoft.com/office/word/2016/wordml/cid" xmlns:w16="http://schemas.microsoft.com/office/word/2018/wordml" xmlns:w16du="http://schemas.microsoft.com/office/word/2023/wordml/word16du" xmlns:w16sdtdh="http://schemas.microsoft.com/office/word/2020/wordml/sdtdatahash" xmlns:w16sdtfl="http://schemas.microsoft.com/office/word/2024/wordml/sdtformatlock" xmlns:w16se="http://schemas.microsoft.com/office/word/2015/wordml/symex" xmlns:wpg="http://schemas.microsoft.com/office/word/2010/wordprocessingGroup" xmlns:wpi="http://schemas.microsoft.com/office/word/2010/wordprocessingInk" xmlns:wne="http://schemas.microsoft.com/office/word/2006/wordml" xmlns:wps="http://schemas.microsoft.com/office/word/2010/wordprocessingShape" mc:Ignorable="w14 w15 w16se w16cid w16 w16cex w16sdtdh w16sdtfl w16du wp14">
+<w:footnotes xmlns:wpc="http://schemas.microsoft.com/office/word/2010/wordprocessingCanvas" xmlns:cx="http://schemas.microsoft.com/office/drawing/2014/chartex" xmlns:cx1="http://schemas.microsoft.com/office/drawing/2015/9/8/chartex" xmlns:cx2="http://schemas.microsoft.com/office/drawing/2015/10/21/chartex" xmlns:cx3="http://schemas.microsoft.com/office/drawing/2016/5/9/chartex" xmlns:cx4="http://schemas.microsoft.com/office/drawing/2016/5/10/chartex" xmlns:cx5="http://schemas.microsoft.com/office/drawing/2016/5/11/chartex" xmlns:cx6="http://schemas.microsoft.com/office/drawing/2016/5/12/chartex" xmlns:cx7="http://schemas.microsoft.com/office/drawing/2016/5/13/chartex" xmlns:cx8="http://schemas.microsoft.com/office/drawing/2016/5/14/chartex" xmlns:mc="http://schemas.openxmlformats.org/markup-compatibility/2006" xmlns:aink="http://schemas.microsoft.com/office/drawing/2016/ink" xmlns:am3d="http://schemas.microsoft.com/office/drawing/2017/model3d" xmlns:o="urn:schemas-microsoft-com:office:office" xmlns:r="http://schemas.openxmlformats.org/officeDocument/2006/relationships" xmlns:m="http://schemas.openxmlformats.org/officeDocument/2006/math" xmlns:v="urn:schemas-microsoft-com:vml" xmlns:wp14="http://schemas.microsoft.com/office/word/2010/wordprocessingDrawing" xmlns:wp="http://schemas.openxmlformats.org/drawingml/2006/wordprocessingDrawing" xmlns:w10="urn:schemas-microsoft-com:office:word" xmlns:w="http://schemas.openxmlformats.org/wordprocessingml/2006/main" xmlns:w14="http://schemas.microsoft.com/office/word/2010/wordml" xmlns:w15="http://schemas.microsoft.com/office/word/2012/wordml" xmlns:w16cex="http://schemas.microsoft.com/office/word/2018/wordml/cex" xmlns:w16cid="http://schemas.microsoft.com/office/word/2016/wordml/cid" xmlns:w16="http://schemas.microsoft.com/office/word/2018/wordml" xmlns:w16sdtdh="http://schemas.microsoft.com/office/word/2020/wordml/sdtdatahash" xmlns:w16se="http://schemas.microsoft.com/office/word/2015/wordml/symex" xmlns:wpg="http://schemas.microsoft.com/office/word/2010/wordprocessingGroup" xmlns:wpi="http://schemas.microsoft.com/office/word/2010/wordprocessingInk" xmlns:wne="http://schemas.microsoft.com/office/word/2006/wordml" xmlns:wps="http://schemas.microsoft.com/office/word/2010/wordprocessingShape" mc:Ignorable="w14 w15 w16se w16cid w16 w16cex w16sdtdh wp14">
   <w:footnote w:type="separator" w:id="-1">
     <w:p>
       <w:pPr>
@@ -7586,7 +7619,7 @@
 </file>
 
 <file path=word/header1.xml><?xml version="1.0" encoding="utf-8"?>
-<w:hdr xmlns:wpc="http://schemas.microsoft.com/office/word/2010/wordprocessingCanvas" xmlns:cx="http://schemas.microsoft.com/office/drawing/2014/chartex" xmlns:cx1="http://schemas.microsoft.com/office/drawing/2015/9/8/chartex" xmlns:cx2="http://schemas.microsoft.com/office/drawing/2015/10/21/chartex" xmlns:cx3="http://schemas.microsoft.com/office/drawing/2016/5/9/chartex" xmlns:cx4="http://schemas.microsoft.com/office/drawing/2016/5/10/chartex" xmlns:cx5="http://schemas.microsoft.com/office/drawing/2016/5/11/chartex" xmlns:cx6="http://schemas.microsoft.com/office/drawing/2016/5/12/chartex" xmlns:cx7="http://schemas.microsoft.com/office/drawing/2016/5/13/chartex" xmlns:cx8="http://schemas.microsoft.com/office/drawing/2016/5/14/chartex" xmlns:mc="http://schemas.openxmlformats.org/markup-compatibility/2006" xmlns:aink="http://schemas.microsoft.com/office/drawing/2016/ink" xmlns:am3d="http://schemas.microsoft.com/office/drawing/2017/model3d" xmlns:o="urn:schemas-microsoft-com:office:office" xmlns:oel="http://schemas.microsoft.com/office/2019/extlst" xmlns:r="http://schemas.openxmlformats.org/officeDocument/2006/relationships" xmlns:m="http://schemas.openxmlformats.org/officeDocument/2006/math" xmlns:v="urn:schemas-microsoft-com:vml" xmlns:wp14="http://schemas.microsoft.com/office/word/2010/wordprocessingDrawing" xmlns:wp="http://schemas.openxmlformats.org/drawingml/2006/wordprocessingDrawing" xmlns:w10="urn:schemas-microsoft-com:office:word" xmlns:w="http://schemas.openxmlformats.org/wordprocessingml/2006/main" xmlns:w14="http://schemas.microsoft.com/office/word/2010/wordml" xmlns:w15="http://schemas.microsoft.com/office/word/2012/wordml" xmlns:w16cex="http://schemas.microsoft.com/office/word/2018/wordml/cex" xmlns:w16cid="http://schemas.microsoft.com/office/word/2016/wordml/cid" xmlns:w16="http://schemas.microsoft.com/office/word/2018/wordml" xmlns:w16du="http://schemas.microsoft.com/office/word/2023/wordml/word16du" xmlns:w16sdtdh="http://schemas.microsoft.com/office/word/2020/wordml/sdtdatahash" xmlns:w16sdtfl="http://schemas.microsoft.com/office/word/2024/wordml/sdtformatlock" xmlns:w16se="http://schemas.microsoft.com/office/word/2015/wordml/symex" xmlns:wpg="http://schemas.microsoft.com/office/word/2010/wordprocessingGroup" xmlns:wpi="http://schemas.microsoft.com/office/word/2010/wordprocessingInk" xmlns:wne="http://schemas.microsoft.com/office/word/2006/wordml" xmlns:wps="http://schemas.microsoft.com/office/word/2010/wordprocessingShape" mc:Ignorable="w14 w15 w16se w16cid w16 w16cex w16sdtdh w16sdtfl w16du wp14">
+<w:hdr xmlns:wpc="http://schemas.microsoft.com/office/word/2010/wordprocessingCanvas" xmlns:cx="http://schemas.microsoft.com/office/drawing/2014/chartex" xmlns:cx1="http://schemas.microsoft.com/office/drawing/2015/9/8/chartex" xmlns:cx2="http://schemas.microsoft.com/office/drawing/2015/10/21/chartex" xmlns:cx3="http://schemas.microsoft.com/office/drawing/2016/5/9/chartex" xmlns:cx4="http://schemas.microsoft.com/office/drawing/2016/5/10/chartex" xmlns:cx5="http://schemas.microsoft.com/office/drawing/2016/5/11/chartex" xmlns:cx6="http://schemas.microsoft.com/office/drawing/2016/5/12/chartex" xmlns:cx7="http://schemas.microsoft.com/office/drawing/2016/5/13/chartex" xmlns:cx8="http://schemas.microsoft.com/office/drawing/2016/5/14/chartex" xmlns:mc="http://schemas.openxmlformats.org/markup-compatibility/2006" xmlns:aink="http://schemas.microsoft.com/office/drawing/2016/ink" xmlns:am3d="http://schemas.microsoft.com/office/drawing/2017/model3d" xmlns:o="urn:schemas-microsoft-com:office:office" xmlns:r="http://schemas.openxmlformats.org/officeDocument/2006/relationships" xmlns:m="http://schemas.openxmlformats.org/officeDocument/2006/math" xmlns:v="urn:schemas-microsoft-com:vml" xmlns:wp14="http://schemas.microsoft.com/office/word/2010/wordprocessingDrawing" xmlns:wp="http://schemas.openxmlformats.org/drawingml/2006/wordprocessingDrawing" xmlns:w10="urn:schemas-microsoft-com:office:word" xmlns:w="http://schemas.openxmlformats.org/wordprocessingml/2006/main" xmlns:w14="http://schemas.microsoft.com/office/word/2010/wordml" xmlns:w15="http://schemas.microsoft.com/office/word/2012/wordml" xmlns:w16cex="http://schemas.microsoft.com/office/word/2018/wordml/cex" xmlns:w16cid="http://schemas.microsoft.com/office/word/2016/wordml/cid" xmlns:w16="http://schemas.microsoft.com/office/word/2018/wordml" xmlns:w16sdtdh="http://schemas.microsoft.com/office/word/2020/wordml/sdtdatahash" xmlns:w16se="http://schemas.microsoft.com/office/word/2015/wordml/symex" xmlns:wpg="http://schemas.microsoft.com/office/word/2010/wordprocessingGroup" xmlns:wpi="http://schemas.microsoft.com/office/word/2010/wordprocessingInk" xmlns:wne="http://schemas.microsoft.com/office/word/2006/wordml" xmlns:wps="http://schemas.microsoft.com/office/word/2010/wordprocessingShape" mc:Ignorable="w14 w15 w16se w16cid w16 w16cex w16sdtdh wp14">
   <w:p>
     <w:pPr>
       <w:pStyle w:val="Encabezado"/>
@@ -7682,7 +7715,7 @@
 </file>
 
 <file path=word/numbering.xml><?xml version="1.0" encoding="utf-8"?>
-<w:numbering xmlns:wpc="http://schemas.microsoft.com/office/word/2010/wordprocessingCanvas" xmlns:cx="http://schemas.microsoft.com/office/drawing/2014/chartex" xmlns:cx1="http://schemas.microsoft.com/office/drawing/2015/9/8/chartex" xmlns:cx2="http://schemas.microsoft.com/office/drawing/2015/10/21/chartex" xmlns:cx3="http://schemas.microsoft.com/office/drawing/2016/5/9/chartex" xmlns:cx4="http://schemas.microsoft.com/office/drawing/2016/5/10/chartex" xmlns:cx5="http://schemas.microsoft.com/office/drawing/2016/5/11/chartex" xmlns:cx6="http://schemas.microsoft.com/office/drawing/2016/5/12/chartex" xmlns:cx7="http://schemas.microsoft.com/office/drawing/2016/5/13/chartex" xmlns:cx8="http://schemas.microsoft.com/office/drawing/2016/5/14/chartex" xmlns:mc="http://schemas.openxmlformats.org/markup-compatibility/2006" xmlns:aink="http://schemas.microsoft.com/office/drawing/2016/ink" xmlns:am3d="http://schemas.microsoft.com/office/drawing/2017/model3d" xmlns:o="urn:schemas-microsoft-com:office:office" xmlns:oel="http://schemas.microsoft.com/office/2019/extlst" xmlns:r="http://schemas.openxmlformats.org/officeDocument/2006/relationships" xmlns:m="http://schemas.openxmlformats.org/officeDocument/2006/math" xmlns:v="urn:schemas-microsoft-com:vml" xmlns:wp14="http://schemas.microsoft.com/office/word/2010/wordprocessingDrawing" xmlns:wp="http://schemas.openxmlformats.org/drawingml/2006/wordprocessingDrawing" xmlns:w10="urn:schemas-microsoft-com:office:word" xmlns:w="http://schemas.openxmlformats.org/wordprocessingml/2006/main" xmlns:w14="http://schemas.microsoft.com/office/word/2010/wordml" xmlns:w15="http://schemas.microsoft.com/office/word/2012/wordml" xmlns:w16cex="http://schemas.microsoft.com/office/word/2018/wordml/cex" xmlns:w16cid="http://schemas.microsoft.com/office/word/2016/wordml/cid" xmlns:w16="http://schemas.microsoft.com/office/word/2018/wordml" xmlns:w16du="http://schemas.microsoft.com/office/word/2023/wordml/word16du" xmlns:w16sdtdh="http://schemas.microsoft.com/office/word/2020/wordml/sdtdatahash" xmlns:w16sdtfl="http://schemas.microsoft.com/office/word/2024/wordml/sdtformatlock" xmlns:w16se="http://schemas.microsoft.com/office/word/2015/wordml/symex" xmlns:wpg="http://schemas.microsoft.com/office/word/2010/wordprocessingGroup" xmlns:wpi="http://schemas.microsoft.com/office/word/2010/wordprocessingInk" xmlns:wne="http://schemas.microsoft.com/office/word/2006/wordml" xmlns:wps="http://schemas.microsoft.com/office/word/2010/wordprocessingShape" mc:Ignorable="w14 w15 w16se w16cid w16 w16cex w16sdtdh w16sdtfl w16du wp14">
+<w:numbering xmlns:wpc="http://schemas.microsoft.com/office/word/2010/wordprocessingCanvas" xmlns:cx="http://schemas.microsoft.com/office/drawing/2014/chartex" xmlns:cx1="http://schemas.microsoft.com/office/drawing/2015/9/8/chartex" xmlns:cx2="http://schemas.microsoft.com/office/drawing/2015/10/21/chartex" xmlns:cx3="http://schemas.microsoft.com/office/drawing/2016/5/9/chartex" xmlns:cx4="http://schemas.microsoft.com/office/drawing/2016/5/10/chartex" xmlns:cx5="http://schemas.microsoft.com/office/drawing/2016/5/11/chartex" xmlns:cx6="http://schemas.microsoft.com/office/drawing/2016/5/12/chartex" xmlns:cx7="http://schemas.microsoft.com/office/drawing/2016/5/13/chartex" xmlns:cx8="http://schemas.microsoft.com/office/drawing/2016/5/14/chartex" xmlns:mc="http://schemas.openxmlformats.org/markup-compatibility/2006" xmlns:aink="http://schemas.microsoft.com/office/drawing/2016/ink" xmlns:am3d="http://schemas.microsoft.com/office/drawing/2017/model3d" xmlns:o="urn:schemas-microsoft-com:office:office" xmlns:r="http://schemas.openxmlformats.org/officeDocument/2006/relationships" xmlns:m="http://schemas.openxmlformats.org/officeDocument/2006/math" xmlns:v="urn:schemas-microsoft-com:vml" xmlns:wp14="http://schemas.microsoft.com/office/word/2010/wordprocessingDrawing" xmlns:wp="http://schemas.openxmlformats.org/drawingml/2006/wordprocessingDrawing" xmlns:w10="urn:schemas-microsoft-com:office:word" xmlns:w="http://schemas.openxmlformats.org/wordprocessingml/2006/main" xmlns:w14="http://schemas.microsoft.com/office/word/2010/wordml" xmlns:w15="http://schemas.microsoft.com/office/word/2012/wordml" xmlns:w16cex="http://schemas.microsoft.com/office/word/2018/wordml/cex" xmlns:w16cid="http://schemas.microsoft.com/office/word/2016/wordml/cid" xmlns:w16="http://schemas.microsoft.com/office/word/2018/wordml" xmlns:w16sdtdh="http://schemas.microsoft.com/office/word/2020/wordml/sdtdatahash" xmlns:w16se="http://schemas.microsoft.com/office/word/2015/wordml/symex" xmlns:wpg="http://schemas.microsoft.com/office/word/2010/wordprocessingGroup" xmlns:wpi="http://schemas.microsoft.com/office/word/2010/wordprocessingInk" xmlns:wne="http://schemas.microsoft.com/office/word/2006/wordml" xmlns:wps="http://schemas.microsoft.com/office/word/2010/wordprocessingShape" mc:Ignorable="w14 w15 w16se w16cid w16 w16cex w16sdtdh wp14">
   <w:abstractNum w:abstractNumId="0" w15:restartNumberingAfterBreak="0">
     <w:nsid w:val="042A6B37"/>
     <w:multiLevelType w:val="hybridMultilevel"/>
@@ -8847,44 +8880,44 @@
       </w:rPr>
     </w:lvl>
   </w:abstractNum>
-  <w:num w:numId="1" w16cid:durableId="1204054470">
+  <w:num w:numId="1">
     <w:abstractNumId w:val="0"/>
   </w:num>
-  <w:num w:numId="2" w16cid:durableId="542864799">
+  <w:num w:numId="2">
     <w:abstractNumId w:val="7"/>
   </w:num>
-  <w:num w:numId="3" w16cid:durableId="1572233128">
+  <w:num w:numId="3">
     <w:abstractNumId w:val="1"/>
   </w:num>
-  <w:num w:numId="4" w16cid:durableId="171065270">
+  <w:num w:numId="4">
     <w:abstractNumId w:val="9"/>
   </w:num>
-  <w:num w:numId="5" w16cid:durableId="85613051">
+  <w:num w:numId="5">
     <w:abstractNumId w:val="10"/>
   </w:num>
-  <w:num w:numId="6" w16cid:durableId="929387532">
+  <w:num w:numId="6">
     <w:abstractNumId w:val="2"/>
   </w:num>
-  <w:num w:numId="7" w16cid:durableId="1947808996">
+  <w:num w:numId="7">
     <w:abstractNumId w:val="6"/>
   </w:num>
-  <w:num w:numId="8" w16cid:durableId="1747729931">
+  <w:num w:numId="8">
     <w:abstractNumId w:val="8"/>
   </w:num>
-  <w:num w:numId="9" w16cid:durableId="1609582912">
+  <w:num w:numId="9">
     <w:abstractNumId w:val="5"/>
   </w:num>
-  <w:num w:numId="10" w16cid:durableId="1338994070">
+  <w:num w:numId="10">
     <w:abstractNumId w:val="4"/>
   </w:num>
-  <w:num w:numId="11" w16cid:durableId="2115710155">
+  <w:num w:numId="11">
     <w:abstractNumId w:val="3"/>
   </w:num>
 </w:numbering>
 </file>
 
 <file path=word/styles.xml><?xml version="1.0" encoding="utf-8"?>
-<w:styles xmlns:mc="http://schemas.openxmlformats.org/markup-compatibility/2006" xmlns:r="http://schemas.openxmlformats.org/officeDocument/2006/relationships" xmlns:w="http://schemas.openxmlformats.org/wordprocessingml/2006/main" xmlns:w14="http://schemas.microsoft.com/office/word/2010/wordml" xmlns:w15="http://schemas.microsoft.com/office/word/2012/wordml" xmlns:w16cex="http://schemas.microsoft.com/office/word/2018/wordml/cex" xmlns:w16cid="http://schemas.microsoft.com/office/word/2016/wordml/cid" xmlns:w16="http://schemas.microsoft.com/office/word/2018/wordml" xmlns:w16du="http://schemas.microsoft.com/office/word/2023/wordml/word16du" xmlns:w16sdtdh="http://schemas.microsoft.com/office/word/2020/wordml/sdtdatahash" xmlns:w16sdtfl="http://schemas.microsoft.com/office/word/2024/wordml/sdtformatlock" xmlns:w16se="http://schemas.microsoft.com/office/word/2015/wordml/symex" mc:Ignorable="w14 w15 w16se w16cid w16 w16cex w16sdtdh w16sdtfl w16du">
+<w:styles xmlns:mc="http://schemas.openxmlformats.org/markup-compatibility/2006" xmlns:r="http://schemas.openxmlformats.org/officeDocument/2006/relationships" xmlns:w="http://schemas.openxmlformats.org/wordprocessingml/2006/main" xmlns:w14="http://schemas.microsoft.com/office/word/2010/wordml" xmlns:w15="http://schemas.microsoft.com/office/word/2012/wordml" xmlns:w16cex="http://schemas.microsoft.com/office/word/2018/wordml/cex" xmlns:w16cid="http://schemas.microsoft.com/office/word/2016/wordml/cid" xmlns:w16="http://schemas.microsoft.com/office/word/2018/wordml" xmlns:w16sdtdh="http://schemas.microsoft.com/office/word/2020/wordml/sdtdatahash" xmlns:w16se="http://schemas.microsoft.com/office/word/2015/wordml/symex" mc:Ignorable="w14 w15 w16se w16cid w16 w16cex w16sdtdh">
   <w:docDefaults>
     <w:rPrDefault>
       <w:rPr>
@@ -9787,7 +9820,7 @@
 </file>
 
 <file path=word/glossary/document.xml><?xml version="1.0" encoding="utf-8"?>
-<w:glossaryDocument xmlns:wpc="http://schemas.microsoft.com/office/word/2010/wordprocessingCanvas" xmlns:cx="http://schemas.microsoft.com/office/drawing/2014/chartex" xmlns:cx1="http://schemas.microsoft.com/office/drawing/2015/9/8/chartex" xmlns:cx2="http://schemas.microsoft.com/office/drawing/2015/10/21/chartex" xmlns:cx3="http://schemas.microsoft.com/office/drawing/2016/5/9/chartex" xmlns:cx4="http://schemas.microsoft.com/office/drawing/2016/5/10/chartex" xmlns:cx5="http://schemas.microsoft.com/office/drawing/2016/5/11/chartex" xmlns:cx6="http://schemas.microsoft.com/office/drawing/2016/5/12/chartex" xmlns:cx7="http://schemas.microsoft.com/office/drawing/2016/5/13/chartex" xmlns:cx8="http://schemas.microsoft.com/office/drawing/2016/5/14/chartex" xmlns:mc="http://schemas.openxmlformats.org/markup-compatibility/2006" xmlns:aink="http://schemas.microsoft.com/office/drawing/2016/ink" xmlns:am3d="http://schemas.microsoft.com/office/drawing/2017/model3d" xmlns:o="urn:schemas-microsoft-com:office:office" xmlns:oel="http://schemas.microsoft.com/office/2019/extlst" xmlns:r="http://schemas.openxmlformats.org/officeDocument/2006/relationships" xmlns:m="http://schemas.openxmlformats.org/officeDocument/2006/math" xmlns:v="urn:schemas-microsoft-com:vml" xmlns:wp14="http://schemas.microsoft.com/office/word/2010/wordprocessingDrawing" xmlns:wp="http://schemas.openxmlformats.org/drawingml/2006/wordprocessingDrawing" xmlns:w10="urn:schemas-microsoft-com:office:word" xmlns:w="http://schemas.openxmlformats.org/wordprocessingml/2006/main" xmlns:w14="http://schemas.microsoft.com/office/word/2010/wordml" xmlns:w15="http://schemas.microsoft.com/office/word/2012/wordml" xmlns:w16cex="http://schemas.microsoft.com/office/word/2018/wordml/cex" xmlns:w16cid="http://schemas.microsoft.com/office/word/2016/wordml/cid" xmlns:w16="http://schemas.microsoft.com/office/word/2018/wordml" xmlns:w16du="http://schemas.microsoft.com/office/word/2023/wordml/word16du" xmlns:w16sdtdh="http://schemas.microsoft.com/office/word/2020/wordml/sdtdatahash" xmlns:w16sdtfl="http://schemas.microsoft.com/office/word/2024/wordml/sdtformatlock" xmlns:w16se="http://schemas.microsoft.com/office/word/2015/wordml/symex" xmlns:wpg="http://schemas.microsoft.com/office/word/2010/wordprocessingGroup" xmlns:wpi="http://schemas.microsoft.com/office/word/2010/wordprocessingInk" xmlns:wne="http://schemas.microsoft.com/office/word/2006/wordml" xmlns:wps="http://schemas.microsoft.com/office/word/2010/wordprocessingShape" mc:Ignorable="w14 w15 w16se w16cid w16 w16cex w16sdtdh w16sdtfl w16du wp14">
+<w:glossaryDocument xmlns:wpc="http://schemas.microsoft.com/office/word/2010/wordprocessingCanvas" xmlns:cx="http://schemas.microsoft.com/office/drawing/2014/chartex" xmlns:cx1="http://schemas.microsoft.com/office/drawing/2015/9/8/chartex" xmlns:cx2="http://schemas.microsoft.com/office/drawing/2015/10/21/chartex" xmlns:cx3="http://schemas.microsoft.com/office/drawing/2016/5/9/chartex" xmlns:cx4="http://schemas.microsoft.com/office/drawing/2016/5/10/chartex" xmlns:cx5="http://schemas.microsoft.com/office/drawing/2016/5/11/chartex" xmlns:cx6="http://schemas.microsoft.com/office/drawing/2016/5/12/chartex" xmlns:cx7="http://schemas.microsoft.com/office/drawing/2016/5/13/chartex" xmlns:cx8="http://schemas.microsoft.com/office/drawing/2016/5/14/chartex" xmlns:mc="http://schemas.openxmlformats.org/markup-compatibility/2006" xmlns:aink="http://schemas.microsoft.com/office/drawing/2016/ink" xmlns:am3d="http://schemas.microsoft.com/office/drawing/2017/model3d" xmlns:o="urn:schemas-microsoft-com:office:office" xmlns:r="http://schemas.openxmlformats.org/officeDocument/2006/relationships" xmlns:m="http://schemas.openxmlformats.org/officeDocument/2006/math" xmlns:v="urn:schemas-microsoft-com:vml" xmlns:wp14="http://schemas.microsoft.com/office/word/2010/wordprocessingDrawing" xmlns:wp="http://schemas.openxmlformats.org/drawingml/2006/wordprocessingDrawing" xmlns:w10="urn:schemas-microsoft-com:office:word" xmlns:w="http://schemas.openxmlformats.org/wordprocessingml/2006/main" xmlns:w14="http://schemas.microsoft.com/office/word/2010/wordml" xmlns:w15="http://schemas.microsoft.com/office/word/2012/wordml" xmlns:w16cex="http://schemas.microsoft.com/office/word/2018/wordml/cex" xmlns:w16cid="http://schemas.microsoft.com/office/word/2016/wordml/cid" xmlns:w16="http://schemas.microsoft.com/office/word/2018/wordml" xmlns:w16sdtdh="http://schemas.microsoft.com/office/word/2020/wordml/sdtdatahash" xmlns:w16se="http://schemas.microsoft.com/office/word/2015/wordml/symex" xmlns:wpg="http://schemas.microsoft.com/office/word/2010/wordprocessingGroup" xmlns:wpi="http://schemas.microsoft.com/office/word/2010/wordprocessingInk" xmlns:wne="http://schemas.microsoft.com/office/word/2006/wordml" xmlns:wps="http://schemas.microsoft.com/office/word/2010/wordprocessingShape" mc:Ignorable="w14 w15 w16se w16cid w16 w16cex w16sdtdh wp14">
   <w:docParts>
     <w:docPart>
       <w:docPartPr>
@@ -9857,7 +9890,7 @@
 </file>
 
 <file path=word/glossary/fontTable.xml><?xml version="1.0" encoding="utf-8"?>
-<w:fonts xmlns:mc="http://schemas.openxmlformats.org/markup-compatibility/2006" xmlns:r="http://schemas.openxmlformats.org/officeDocument/2006/relationships" xmlns:w="http://schemas.openxmlformats.org/wordprocessingml/2006/main" xmlns:w14="http://schemas.microsoft.com/office/word/2010/wordml" xmlns:w15="http://schemas.microsoft.com/office/word/2012/wordml" xmlns:w16cex="http://schemas.microsoft.com/office/word/2018/wordml/cex" xmlns:w16cid="http://schemas.microsoft.com/office/word/2016/wordml/cid" xmlns:w16="http://schemas.microsoft.com/office/word/2018/wordml" xmlns:w16du="http://schemas.microsoft.com/office/word/2023/wordml/word16du" xmlns:w16sdtdh="http://schemas.microsoft.com/office/word/2020/wordml/sdtdatahash" xmlns:w16sdtfl="http://schemas.microsoft.com/office/word/2024/wordml/sdtformatlock" xmlns:w16se="http://schemas.microsoft.com/office/word/2015/wordml/symex" mc:Ignorable="w14 w15 w16se w16cid w16 w16cex w16sdtdh w16sdtfl w16du">
+<w:fonts xmlns:mc="http://schemas.openxmlformats.org/markup-compatibility/2006" xmlns:r="http://schemas.openxmlformats.org/officeDocument/2006/relationships" xmlns:w="http://schemas.openxmlformats.org/wordprocessingml/2006/main" xmlns:w14="http://schemas.microsoft.com/office/word/2010/wordml" xmlns:w15="http://schemas.microsoft.com/office/word/2012/wordml" xmlns:w16cex="http://schemas.microsoft.com/office/word/2018/wordml/cex" xmlns:w16cid="http://schemas.microsoft.com/office/word/2016/wordml/cid" xmlns:w16="http://schemas.microsoft.com/office/word/2018/wordml" xmlns:w16sdtdh="http://schemas.microsoft.com/office/word/2020/wordml/sdtdatahash" xmlns:w16se="http://schemas.microsoft.com/office/word/2015/wordml/symex" mc:Ignorable="w14 w15 w16se w16cid w16 w16cex w16sdtdh">
   <w:font w:name="Times New Roman">
     <w:panose1 w:val="02020603050405020304"/>
     <w:charset w:val="00"/>
@@ -9914,23 +9947,18 @@
     <w:pitch w:val="variable"/>
     <w:sig w:usb0="E1002EFF" w:usb1="C000605B" w:usb2="00000029" w:usb3="00000000" w:csb0="000101FF" w:csb1="00000000"/>
   </w:font>
-  <w:font w:name="Aptos">
+  <w:font w:name="Calibri Light">
+    <w:panose1 w:val="020F0302020204030204"/>
     <w:charset w:val="00"/>
     <w:family w:val="swiss"/>
     <w:pitch w:val="variable"/>
-    <w:sig w:usb0="20000287" w:usb1="00000003" w:usb2="00000000" w:usb3="00000000" w:csb0="0000019F" w:csb1="00000000"/>
-  </w:font>
-  <w:font w:name="Aptos Display">
-    <w:charset w:val="00"/>
-    <w:family w:val="swiss"/>
-    <w:pitch w:val="variable"/>
-    <w:sig w:usb0="20000287" w:usb1="00000003" w:usb2="00000000" w:usb3="00000000" w:csb0="0000019F" w:csb1="00000000"/>
+    <w:sig w:usb0="E4002EFF" w:usb1="C200247B" w:usb2="00000009" w:usb3="00000000" w:csb0="000001FF" w:csb1="00000000"/>
   </w:font>
 </w:fonts>
 </file>
 
 <file path=word/glossary/settings.xml><?xml version="1.0" encoding="utf-8"?>
-<w:settings xmlns:mc="http://schemas.openxmlformats.org/markup-compatibility/2006" xmlns:o="urn:schemas-microsoft-com:office:office" xmlns:r="http://schemas.openxmlformats.org/officeDocument/2006/relationships" xmlns:m="http://schemas.openxmlformats.org/officeDocument/2006/math" xmlns:v="urn:schemas-microsoft-com:vml" xmlns:w10="urn:schemas-microsoft-com:office:word" xmlns:w="http://schemas.openxmlformats.org/wordprocessingml/2006/main" xmlns:w14="http://schemas.microsoft.com/office/word/2010/wordml" xmlns:w15="http://schemas.microsoft.com/office/word/2012/wordml" xmlns:w16cex="http://schemas.microsoft.com/office/word/2018/wordml/cex" xmlns:w16cid="http://schemas.microsoft.com/office/word/2016/wordml/cid" xmlns:w16="http://schemas.microsoft.com/office/word/2018/wordml" xmlns:w16du="http://schemas.microsoft.com/office/word/2023/wordml/word16du" xmlns:w16sdtdh="http://schemas.microsoft.com/office/word/2020/wordml/sdtdatahash" xmlns:w16sdtfl="http://schemas.microsoft.com/office/word/2024/wordml/sdtformatlock" xmlns:w16se="http://schemas.microsoft.com/office/word/2015/wordml/symex" xmlns:sl="http://schemas.openxmlformats.org/schemaLibrary/2006/main" mc:Ignorable="w14 w15 w16se w16cid w16 w16cex w16sdtdh w16sdtfl w16du">
+<w:settings xmlns:mc="http://schemas.openxmlformats.org/markup-compatibility/2006" xmlns:o="urn:schemas-microsoft-com:office:office" xmlns:r="http://schemas.openxmlformats.org/officeDocument/2006/relationships" xmlns:m="http://schemas.openxmlformats.org/officeDocument/2006/math" xmlns:v="urn:schemas-microsoft-com:vml" xmlns:w10="urn:schemas-microsoft-com:office:word" xmlns:w="http://schemas.openxmlformats.org/wordprocessingml/2006/main" xmlns:w14="http://schemas.microsoft.com/office/word/2010/wordml" xmlns:w15="http://schemas.microsoft.com/office/word/2012/wordml" xmlns:w16cex="http://schemas.microsoft.com/office/word/2018/wordml/cex" xmlns:w16cid="http://schemas.microsoft.com/office/word/2016/wordml/cid" xmlns:w16="http://schemas.microsoft.com/office/word/2018/wordml" xmlns:w16sdtdh="http://schemas.microsoft.com/office/word/2020/wordml/sdtdatahash" xmlns:w16se="http://schemas.microsoft.com/office/word/2015/wordml/symex" xmlns:sl="http://schemas.openxmlformats.org/schemaLibrary/2006/main" mc:Ignorable="w14 w15 w16se w16cid w16 w16cex w16sdtdh">
   <w:view w:val="normal"/>
   <w:defaultTabStop w:val="708"/>
   <w:hyphenationZone w:val="425"/>
@@ -9958,6 +9986,7 @@
     <w:rsid w:val="00C5036F"/>
     <w:rsid w:val="00D423DC"/>
     <w:rsid w:val="00F213F3"/>
+    <w:rsid w:val="00F73377"/>
   </w:rsids>
   <m:mathPr>
     <m:mathFont m:val="Cambria Math"/>
@@ -9980,7 +10009,7 @@
 </file>
 
 <file path=word/glossary/styles.xml><?xml version="1.0" encoding="utf-8"?>
-<w:styles xmlns:mc="http://schemas.openxmlformats.org/markup-compatibility/2006" xmlns:r="http://schemas.openxmlformats.org/officeDocument/2006/relationships" xmlns:w="http://schemas.openxmlformats.org/wordprocessingml/2006/main" xmlns:w14="http://schemas.microsoft.com/office/word/2010/wordml" xmlns:w15="http://schemas.microsoft.com/office/word/2012/wordml" xmlns:w16cex="http://schemas.microsoft.com/office/word/2018/wordml/cex" xmlns:w16cid="http://schemas.microsoft.com/office/word/2016/wordml/cid" xmlns:w16="http://schemas.microsoft.com/office/word/2018/wordml" xmlns:w16du="http://schemas.microsoft.com/office/word/2023/wordml/word16du" xmlns:w16sdtdh="http://schemas.microsoft.com/office/word/2020/wordml/sdtdatahash" xmlns:w16sdtfl="http://schemas.microsoft.com/office/word/2024/wordml/sdtformatlock" xmlns:w16se="http://schemas.microsoft.com/office/word/2015/wordml/symex" mc:Ignorable="w14 w15 w16se w16cid w16 w16cex w16sdtdh w16sdtfl w16du">
+<w:styles xmlns:mc="http://schemas.openxmlformats.org/markup-compatibility/2006" xmlns:r="http://schemas.openxmlformats.org/officeDocument/2006/relationships" xmlns:w="http://schemas.openxmlformats.org/wordprocessingml/2006/main" xmlns:w14="http://schemas.microsoft.com/office/word/2010/wordml" xmlns:w15="http://schemas.microsoft.com/office/word/2012/wordml" xmlns:w16cex="http://schemas.microsoft.com/office/word/2018/wordml/cex" xmlns:w16cid="http://schemas.microsoft.com/office/word/2016/wordml/cid" xmlns:w16="http://schemas.microsoft.com/office/word/2018/wordml" xmlns:w16sdtdh="http://schemas.microsoft.com/office/word/2020/wordml/sdtdatahash" xmlns:w16se="http://schemas.microsoft.com/office/word/2015/wordml/symex" mc:Ignorable="w14 w15 w16se w16cid w16 w16cex w16sdtdh">
   <w:docDefaults>
     <w:rPrDefault>
       <w:rPr>
@@ -10418,7 +10447,7 @@
 </file>
 
 <file path=word/glossary/webSettings.xml><?xml version="1.0" encoding="utf-8"?>
-<w:webSettings xmlns:mc="http://schemas.openxmlformats.org/markup-compatibility/2006" xmlns:r="http://schemas.openxmlformats.org/officeDocument/2006/relationships" xmlns:w="http://schemas.openxmlformats.org/wordprocessingml/2006/main" xmlns:w14="http://schemas.microsoft.com/office/word/2010/wordml" xmlns:w15="http://schemas.microsoft.com/office/word/2012/wordml" xmlns:w16cex="http://schemas.microsoft.com/office/word/2018/wordml/cex" xmlns:w16cid="http://schemas.microsoft.com/office/word/2016/wordml/cid" xmlns:w16="http://schemas.microsoft.com/office/word/2018/wordml" xmlns:w16du="http://schemas.microsoft.com/office/word/2023/wordml/word16du" xmlns:w16sdtdh="http://schemas.microsoft.com/office/word/2020/wordml/sdtdatahash" xmlns:w16sdtfl="http://schemas.microsoft.com/office/word/2024/wordml/sdtformatlock" xmlns:w16se="http://schemas.microsoft.com/office/word/2015/wordml/symex" mc:Ignorable="w14 w15 w16se w16cid w16 w16cex w16sdtdh w16sdtfl w16du">
+<w:webSettings xmlns:mc="http://schemas.openxmlformats.org/markup-compatibility/2006" xmlns:r="http://schemas.openxmlformats.org/officeDocument/2006/relationships" xmlns:w="http://schemas.openxmlformats.org/wordprocessingml/2006/main" xmlns:w14="http://schemas.microsoft.com/office/word/2010/wordml" xmlns:w15="http://schemas.microsoft.com/office/word/2012/wordml" xmlns:w16cex="http://schemas.microsoft.com/office/word/2018/wordml/cex" xmlns:w16cid="http://schemas.microsoft.com/office/word/2016/wordml/cid" xmlns:w16="http://schemas.microsoft.com/office/word/2018/wordml" xmlns:w16sdtdh="http://schemas.microsoft.com/office/word/2020/wordml/sdtdatahash" xmlns:w16se="http://schemas.microsoft.com/office/word/2015/wordml/symex" mc:Ignorable="w14 w15 w16se w16cid w16 w16cex w16sdtdh">
   <w:optimizeForBrowser/>
 </w:webSettings>
 </file>
@@ -10718,10 +10747,6 @@
 </file>
 
 <file path=customXml/item2.xml><?xml version="1.0" encoding="utf-8"?>
-<b:Sources xmlns:b="http://schemas.openxmlformats.org/officeDocument/2006/bibliography" xmlns="http://schemas.openxmlformats.org/officeDocument/2006/bibliography" SelectedStyle="\APA.XSL" StyleName="APA"/>
-</file>
-
-<file path=customXml/item3.xml><?xml version="1.0" encoding="utf-8"?>
 <ct:contentTypeSchema xmlns:ct="http://schemas.microsoft.com/office/2006/metadata/contentType" xmlns:ma="http://schemas.microsoft.com/office/2006/metadata/properties/metaAttributes" ct:_="" ma:_="" ma:contentTypeName="Documento" ma:contentTypeID="0x0101005395107FFD641345A10C8A5ACACB9D20" ma:contentTypeVersion="12" ma:contentTypeDescription="Crear nuevo documento." ma:contentTypeScope="" ma:versionID="ce7786e0ad11988b1588e06b80e33958">
   <xsd:schema xmlns:xsd="http://www.w3.org/2001/XMLSchema" xmlns:xs="http://www.w3.org/2001/XMLSchema" xmlns:p="http://schemas.microsoft.com/office/2006/metadata/properties" xmlns:ns2="e1e7bc46-bed0-459f-9452-a76b1c5b695e" xmlns:ns3="bb8cf7e1-610f-40a0-8f00-126b9d139fde" targetNamespace="http://schemas.microsoft.com/office/2006/metadata/properties" ma:root="true" ma:fieldsID="99ef8fa6ee73c11c731191fdf3d87e67" ns2:_="" ns3:_="">
     <xsd:import namespace="e1e7bc46-bed0-459f-9452-a76b1c5b695e"/>
@@ -10932,16 +10957,11 @@
 </ct:contentTypeSchema>
 </file>
 
-<file path=customXml/item4.xml><?xml version="1.0" encoding="utf-8"?>
-<?mso-contentType ?>
-<FormTemplates xmlns="http://schemas.microsoft.com/sharepoint/v3/contenttype/forms">
-  <Display>DocumentLibraryForm</Display>
-  <Edit>DocumentLibraryForm</Edit>
-  <New>DocumentLibraryForm</New>
-</FormTemplates>
+<file path=customXml/item3.xml><?xml version="1.0" encoding="utf-8"?>
+<b:Sources xmlns:b="http://schemas.openxmlformats.org/officeDocument/2006/bibliography" xmlns="http://schemas.openxmlformats.org/officeDocument/2006/bibliography" SelectedStyle="\APA.XSL" StyleName="APA"/>
 </file>
 
-<file path=customXml/item5.xml><?xml version="1.0" encoding="utf-8"?>
+<file path=customXml/item4.xml><?xml version="1.0" encoding="utf-8"?>
 <p:properties xmlns:p="http://schemas.microsoft.com/office/2006/metadata/properties" xmlns:xsi="http://www.w3.org/2001/XMLSchema-instance" xmlns:pc="http://schemas.microsoft.com/office/infopath/2007/PartnerControls">
   <documentManagement>
     <lcf76f155ced4ddcb4097134ff3c332f xmlns="e1e7bc46-bed0-459f-9452-a76b1c5b695e">
@@ -10949,6 +10969,15 @@
     </lcf76f155ced4ddcb4097134ff3c332f>
   </documentManagement>
 </p:properties>
+</file>
+
+<file path=customXml/item5.xml><?xml version="1.0" encoding="utf-8"?>
+<?mso-contentType ?>
+<FormTemplates xmlns="http://schemas.microsoft.com/sharepoint/v3/contenttype/forms">
+  <Display>DocumentLibraryForm</Display>
+  <Edit>DocumentLibraryForm</Edit>
+  <New>DocumentLibraryForm</New>
+</FormTemplates>
 </file>
 
 <file path=customXml/itemProps1.xml><?xml version="1.0" encoding="utf-8"?>
@@ -10960,14 +10989,6 @@
 </file>
 
 <file path=customXml/itemProps2.xml><?xml version="1.0" encoding="utf-8"?>
-<ds:datastoreItem xmlns:ds="http://schemas.openxmlformats.org/officeDocument/2006/customXml" ds:itemID="{11C64682-AFE0-4EED-B966-BF7866CECDDD}">
-  <ds:schemaRefs>
-    <ds:schemaRef ds:uri="http://schemas.openxmlformats.org/officeDocument/2006/bibliography"/>
-  </ds:schemaRefs>
-</ds:datastoreItem>
-</file>
-
-<file path=customXml/itemProps3.xml><?xml version="1.0" encoding="utf-8"?>
 <ds:datastoreItem xmlns:ds="http://schemas.openxmlformats.org/officeDocument/2006/customXml" ds:itemID="{F7E7D6A9-ACD5-4280-B5C2-9EE06CD3BC41}">
   <ds:schemaRefs>
     <ds:schemaRef ds:uri="http://schemas.microsoft.com/office/2006/metadata/contentType"/>
@@ -10986,15 +11007,15 @@
 </ds:datastoreItem>
 </file>
 
-<file path=customXml/itemProps4.xml><?xml version="1.0" encoding="utf-8"?>
-<ds:datastoreItem xmlns:ds="http://schemas.openxmlformats.org/officeDocument/2006/customXml" ds:itemID="{A4BFFE9F-5147-42BA-B811-5D5010A77C56}">
+<file path=customXml/itemProps3.xml><?xml version="1.0" encoding="utf-8"?>
+<ds:datastoreItem xmlns:ds="http://schemas.openxmlformats.org/officeDocument/2006/customXml" ds:itemID="{11C64682-AFE0-4EED-B966-BF7866CECDDD}">
   <ds:schemaRefs>
-    <ds:schemaRef ds:uri="http://schemas.microsoft.com/sharepoint/v3/contenttype/forms"/>
+    <ds:schemaRef ds:uri="http://schemas.openxmlformats.org/officeDocument/2006/bibliography"/>
   </ds:schemaRefs>
 </ds:datastoreItem>
 </file>
 
-<file path=customXml/itemProps5.xml><?xml version="1.0" encoding="utf-8"?>
+<file path=customXml/itemProps4.xml><?xml version="1.0" encoding="utf-8"?>
 <ds:datastoreItem xmlns:ds="http://schemas.openxmlformats.org/officeDocument/2006/customXml" ds:itemID="{63DC901F-FAA1-4F85-A9CC-9C7359C8E423}">
   <ds:schemaRefs>
     <ds:schemaRef ds:uri="http://schemas.microsoft.com/office/2006/metadata/properties"/>
@@ -11002,4 +11023,12 @@
     <ds:schemaRef ds:uri="e1e7bc46-bed0-459f-9452-a76b1c5b695e"/>
   </ds:schemaRefs>
 </ds:datastoreItem>
+</file>
+
+<file path=customXml/itemProps5.xml><?xml version="1.0" encoding="utf-8"?>
+<ds:datastoreItem xmlns:ds="http://schemas.openxmlformats.org/officeDocument/2006/customXml" ds:itemID="{A4BFFE9F-5147-42BA-B811-5D5010A77C56}">
+  <ds:schemaRefs>
+    <ds:schemaRef ds:uri="http://schemas.microsoft.com/sharepoint/v3/contenttype/forms"/>
+  </ds:schemaRefs>
+</ds:datastoreItem>
 </file>